--- a/02.需求分析/需求分析说明书_康养系统_v1.0.docx
+++ b/02.需求分析/需求分析说明书_康养系统_v1.0.docx
@@ -9610,7 +9610,17 @@
         </w:numPr>
       </w:pPr>
       <w:r>
-        <w:t xml:space="preserve">技术栈最终确认：Python FastAPI + Vue3 还是 Java SSM？</w:t>
+        <w:t xml:space="preserve">技术栈：</w:t>
+      </w:r>
+      <w:r>
+        <w:rPr>
+          <w:b/>
+          <w:bCs/>
+        </w:rPr>
+        <w:t xml:space="preserve">已确认为 Python FastAPI + Vue3</w:t>
+      </w:r>
+      <w:r>
+        <w:t xml:space="preserve">（2026-09-08 定，Java SSM 不再考虑）</w:t>
       </w:r>
     </w:p>
     <w:p>
@@ -10243,30 +10253,22 @@
   <w:docDefaults>
     <w:rPrDefault>
       <w:rPr>
-        <w:rFonts w:ascii="Times New Roman" w:cs="Times New Roman" w:eastAsia="宋体" w:hAnsi="Times New Roman"/>
-        <w:sz w:val="21"/>
-        <w:szCs w:val="21"/>
-        <w:lang w:bidi="ar-SA" w:eastAsia="zh-CN" w:val="en-US"/>
+        <w:rFonts w:asciiTheme="minorHAnsi" w:cstheme="minorBidi" w:eastAsiaTheme="minorHAnsi" w:hAnsiTheme="minorHAnsi"/>
+        <w:sz w:val="24"/>
+        <w:szCs w:val="24"/>
+        <w:lang w:bidi="ar-SA" w:eastAsia="en-US" w:val="en-US"/>
       </w:rPr>
     </w:rPrDefault>
     <w:pPrDefault>
       <w:pPr>
-        <w:spacing w:after="120"/>
+        <w:spacing w:after="200"/>
       </w:pPr>
     </w:pPrDefault>
   </w:docDefaults>
   <w:latentStyles w:count="276" w:defLockedState="0" w:defQFormat="0" w:defSemiHidden="0" w:defUIPriority="0" w:defUnhideWhenUsed="0"/>
-  <w:style w:styleId="Normal" w:type="paragraph">
+  <w:style w:default="1" w:styleId="Normal" w:type="paragraph">
     <w:name w:val="Normal"/>
     <w:qFormat/>
-    <w:pPr>
-      <w:spacing w:after="120" w:line="300" w:lineRule="auto"/>
-    </w:pPr>
-    <w:rPr>
-      <w:rFonts w:ascii="Times New Roman" w:cs="Times New Roman" w:eastAsia="宋体" w:hAnsi="Times New Roman"/>
-      <w:sz w:val="21"/>
-      <w:szCs w:val="21"/>
-    </w:rPr>
   </w:style>
   <w:style w:styleId="BodyText" w:type="paragraph">
     <w:name w:val="Body Text"/>
@@ -10274,13 +10276,8 @@
     <w:link w:val="BodyTextChar"/>
     <w:qFormat/>
     <w:pPr>
-      <w:spacing w:after="140" w:before="0" w:line="300" w:lineRule="auto"/>
+      <w:spacing w:after="180" w:before="180"/>
     </w:pPr>
-    <w:rPr>
-      <w:rFonts w:ascii="Times New Roman" w:cs="Times New Roman" w:eastAsia="宋体" w:hAnsi="Times New Roman"/>
-      <w:sz w:val="21"/>
-      <w:szCs w:val="21"/>
-    </w:rPr>
   </w:style>
   <w:style w:customStyle="1" w:styleId="FirstParagraph" w:type="paragraph">
     <w:name w:val="First Paragraph"/>
@@ -10288,19 +10285,13 @@
     <w:next w:val="BodyText"/>
     <w:qFormat/>
   </w:style>
-  <w:style w:styleId="Compact" w:type="paragraph">
+  <w:style w:customStyle="1" w:styleId="Compact" w:type="paragraph">
     <w:name w:val="Compact"/>
     <w:basedOn w:val="BodyText"/>
-    <w:customStyle w:val="1"/>
     <w:qFormat/>
     <w:pPr>
-      <w:spacing w:after="40" w:before="0" w:line="264" w:lineRule="auto"/>
+      <w:spacing w:after="36" w:before="36"/>
     </w:pPr>
-    <w:rPr>
-      <w:rFonts w:ascii="Times New Roman" w:cs="Times New Roman" w:eastAsia="宋体" w:hAnsi="Times New Roman"/>
-      <w:sz w:val="21"/>
-      <w:szCs w:val="21"/>
-    </w:rPr>
   </w:style>
   <w:style w:styleId="Title" w:type="paragraph">
     <w:name w:val="Title"/>
@@ -10310,32 +10301,30 @@
     <w:pPr>
       <w:keepNext/>
       <w:keepLines/>
-      <w:spacing w:after="300" w:before="1400"/>
+      <w:spacing w:after="240" w:before="480"/>
       <w:jc w:val="center"/>
     </w:pPr>
     <w:rPr>
-      <w:rFonts w:ascii="微软雅黑" w:cs="微软雅黑" w:eastAsia="微软雅黑" w:hAnsi="微软雅黑"/>
+      <w:rFonts w:asciiTheme="majorHAnsi" w:cstheme="majorBidi" w:eastAsiaTheme="majorEastAsia" w:hAnsiTheme="majorHAnsi"/>
       <w:b/>
       <w:bCs/>
-      <w:color w:val="1F4E79"/>
-      <w:sz w:val="52"/>
-      <w:szCs w:val="52"/>
+      <w:color w:themeColor="accent1" w:themeShade="B5" w:val="345A8A"/>
+      <w:sz w:val="36"/>
+      <w:szCs w:val="36"/>
     </w:rPr>
   </w:style>
   <w:style w:styleId="Subtitle" w:type="paragraph">
     <w:name w:val="Subtitle"/>
-    <w:basedOn w:val="Normal"/>
+    <w:basedOn w:val="Title"/>
     <w:next w:val="BodyText"/>
     <w:qFormat/>
     <w:pPr>
       <w:keepNext/>
       <w:keepLines/>
-      <w:spacing w:after="600" w:before="120"/>
+      <w:spacing w:after="240" w:before="240"/>
       <w:jc w:val="center"/>
     </w:pPr>
     <w:rPr>
-      <w:rFonts w:ascii="微软雅黑" w:cs="微软雅黑" w:eastAsia="微软雅黑" w:hAnsi="微软雅黑"/>
-      <w:color w:val="595959"/>
       <w:sz w:val="30"/>
       <w:szCs w:val="30"/>
     </w:rPr>
@@ -10410,19 +10399,16 @@
     <w:pPr>
       <w:keepNext/>
       <w:keepLines/>
-      <w:pBdr>
-        <w:bottom w:color="4F81BD" w:space="2" w:sz="6" w:val="single"/>
-      </w:pBdr>
-      <w:spacing w:after="200" w:before="360"/>
+      <w:spacing w:after="0" w:before="480"/>
       <w:outlineLvl w:val="0"/>
     </w:pPr>
     <w:rPr>
-      <w:rFonts w:ascii="微软雅黑" w:cs="微软雅黑" w:eastAsia="微软雅黑" w:hAnsi="微软雅黑"/>
+      <w:rFonts w:asciiTheme="majorHAnsi" w:cstheme="majorBidi" w:eastAsiaTheme="majorEastAsia" w:hAnsiTheme="majorHAnsi"/>
       <w:b/>
       <w:bCs/>
-      <w:color w:val="1F4E79"/>
-      <w:sz w:val="34"/>
-      <w:szCs w:val="34"/>
+      <w:color w:themeColor="accent1" w:val="4F81BD"/>
+      <w:sz w:val="32"/>
+      <w:szCs w:val="32"/>
     </w:rPr>
   </w:style>
   <w:style w:styleId="Heading2" w:type="paragraph">
@@ -10430,18 +10416,19 @@
     <w:basedOn w:val="Normal"/>
     <w:next w:val="BodyText"/>
     <w:uiPriority w:val="9"/>
+    <w:unhideWhenUsed/>
     <w:qFormat/>
     <w:pPr>
       <w:keepNext/>
       <w:keepLines/>
-      <w:spacing w:after="120" w:before="260"/>
+      <w:spacing w:after="0" w:before="200"/>
       <w:outlineLvl w:val="1"/>
     </w:pPr>
     <w:rPr>
-      <w:rFonts w:ascii="微软雅黑" w:cs="微软雅黑" w:eastAsia="微软雅黑" w:hAnsi="微软雅黑"/>
+      <w:rFonts w:asciiTheme="majorHAnsi" w:cstheme="majorBidi" w:eastAsiaTheme="majorEastAsia" w:hAnsiTheme="majorHAnsi"/>
       <w:b/>
       <w:bCs/>
-      <w:color w:val="2E74B5"/>
+      <w:color w:themeColor="accent1" w:val="4F81BD"/>
       <w:sz w:val="28"/>
       <w:szCs w:val="28"/>
     </w:rPr>
@@ -10451,18 +10438,19 @@
     <w:basedOn w:val="Normal"/>
     <w:next w:val="BodyText"/>
     <w:uiPriority w:val="9"/>
+    <w:unhideWhenUsed/>
     <w:qFormat/>
     <w:pPr>
       <w:keepNext/>
       <w:keepLines/>
-      <w:spacing w:after="100" w:before="200"/>
+      <w:spacing w:after="0" w:before="200"/>
       <w:outlineLvl w:val="2"/>
     </w:pPr>
     <w:rPr>
-      <w:rFonts w:ascii="微软雅黑" w:cs="微软雅黑" w:eastAsia="微软雅黑" w:hAnsi="微软雅黑"/>
+      <w:rFonts w:asciiTheme="majorHAnsi" w:cstheme="majorBidi" w:eastAsiaTheme="majorEastAsia" w:hAnsiTheme="majorHAnsi"/>
       <w:b/>
       <w:bCs/>
-      <w:color w:val="3E7CB1"/>
+      <w:color w:themeColor="accent1" w:val="4F81BD"/>
       <w:sz w:val="24"/>
       <w:szCs w:val="24"/>
     </w:rPr>
@@ -10472,20 +10460,21 @@
     <w:basedOn w:val="Normal"/>
     <w:next w:val="BodyText"/>
     <w:uiPriority w:val="9"/>
+    <w:unhideWhenUsed/>
     <w:qFormat/>
     <w:pPr>
       <w:keepNext/>
       <w:keepLines/>
-      <w:spacing w:after="80" w:before="180"/>
+      <w:spacing w:after="0" w:before="200"/>
       <w:outlineLvl w:val="3"/>
     </w:pPr>
     <w:rPr>
-      <w:rFonts w:ascii="微软雅黑" w:cs="微软雅黑" w:eastAsia="微软雅黑" w:hAnsi="微软雅黑"/>
-      <w:b/>
+      <w:rFonts w:asciiTheme="majorHAnsi" w:cstheme="majorBidi" w:eastAsiaTheme="majorEastAsia" w:hAnsiTheme="majorHAnsi"/>
       <w:bCs/>
-      <w:color w:val="595959"/>
-      <w:sz w:val="22"/>
-      <w:szCs w:val="22"/>
+      <w:i/>
+      <w:color w:themeColor="accent1" w:val="4F81BD"/>
+      <w:sz w:val="24"/>
+      <w:szCs w:val="24"/>
     </w:rPr>
   </w:style>
   <w:style w:styleId="Heading5" w:type="paragraph">
@@ -10493,20 +10482,20 @@
     <w:basedOn w:val="Normal"/>
     <w:next w:val="BodyText"/>
     <w:uiPriority w:val="9"/>
+    <w:unhideWhenUsed/>
     <w:qFormat/>
     <w:pPr>
       <w:keepNext/>
       <w:keepLines/>
-      <w:spacing w:after="80" w:before="160"/>
+      <w:spacing w:after="0" w:before="200"/>
       <w:outlineLvl w:val="4"/>
     </w:pPr>
     <w:rPr>
-      <w:rFonts w:ascii="微软雅黑" w:cs="微软雅黑" w:eastAsia="微软雅黑" w:hAnsi="微软雅黑"/>
-      <w:b/>
-      <w:bCs/>
-      <w:color w:val="595959"/>
-      <w:sz w:val="21"/>
-      <w:szCs w:val="21"/>
+      <w:rFonts w:asciiTheme="majorHAnsi" w:cstheme="majorBidi" w:eastAsiaTheme="majorEastAsia" w:hAnsiTheme="majorHAnsi"/>
+      <w:iCs/>
+      <w:color w:themeColor="accent1" w:val="4F81BD"/>
+      <w:sz w:val="24"/>
+      <w:szCs w:val="24"/>
     </w:rPr>
   </w:style>
   <w:style w:styleId="Heading6" w:type="paragraph">
@@ -10514,20 +10503,19 @@
     <w:basedOn w:val="Normal"/>
     <w:next w:val="BodyText"/>
     <w:uiPriority w:val="9"/>
+    <w:unhideWhenUsed/>
     <w:qFormat/>
     <w:pPr>
       <w:keepNext/>
       <w:keepLines/>
-      <w:spacing w:after="80" w:before="160"/>
+      <w:spacing w:after="0" w:before="200"/>
       <w:outlineLvl w:val="5"/>
     </w:pPr>
     <w:rPr>
-      <w:rFonts w:ascii="微软雅黑" w:cs="微软雅黑" w:eastAsia="微软雅黑" w:hAnsi="微软雅黑"/>
-      <w:b/>
-      <w:bCs/>
-      <w:color w:val="595959"/>
-      <w:sz w:val="21"/>
-      <w:szCs w:val="21"/>
+      <w:rFonts w:asciiTheme="majorHAnsi" w:cstheme="majorBidi" w:eastAsiaTheme="majorEastAsia" w:hAnsiTheme="majorHAnsi"/>
+      <w:color w:themeColor="accent1" w:val="4F81BD"/>
+      <w:sz w:val="24"/>
+      <w:szCs w:val="24"/>
     </w:rPr>
   </w:style>
   <w:style w:styleId="Heading7" w:type="paragraph">
@@ -10595,22 +10583,12 @@
     <w:basedOn w:val="BodyText"/>
     <w:next w:val="BodyText"/>
     <w:uiPriority w:val="9"/>
+    <w:unhideWhenUsed/>
     <w:qFormat/>
     <w:pPr>
-      <w:keepNext/>
-      <w:keepLines/>
-      <w:pBdr>
-        <w:left w:color="4F81BD" w:space="8" w:sz="18" w:val="single"/>
-      </w:pBdr>
-      <w:shd w:color="auto" w:fill="F2F7FC" w:val="clear"/>
-      <w:spacing w:after="120" w:before="120"/>
-      <w:ind w:left="240" w:right="240"/>
+      <w:spacing w:after="100" w:before="100"/>
+      <w:ind w:firstLine="0" w:left="480" w:right="480"/>
     </w:pPr>
-    <w:rPr>
-      <w:rFonts w:ascii="Times New Roman" w:cs="Times New Roman" w:eastAsia="宋体" w:hAnsi="Times New Roman"/>
-      <w:sz w:val="21"/>
-      <w:szCs w:val="21"/>
-    </w:rPr>
   </w:style>
   <w:style w:styleId="FootnoteText" w:type="paragraph">
     <w:name w:val="Footnote Text"/>
@@ -10637,48 +10615,35 @@
     <w:semiHidden/>
     <w:unhideWhenUsed/>
   </w:style>
-  <w:style w:styleId="Table" w:type="table">
+  <w:style w:default="1" w:styleId="Table" w:type="table">
     <w:name w:val="Table"/>
     <w:basedOn w:val="TableNormal"/>
-    <w:uiPriority w:val="99"/>
     <w:semiHidden/>
     <w:unhideWhenUsed/>
     <w:qFormat/>
     <w:tblPr>
-      <w:tblW w:type="auto" w:w="0"/>
       <w:tblInd w:type="dxa" w:w="0"/>
-      <w:tblBorders>
-        <w:top w:color="BFBFBF" w:space="0" w:sz="4" w:val="single"/>
-        <w:left w:color="BFBFBF" w:space="0" w:sz="4" w:val="single"/>
-        <w:bottom w:color="BFBFBF" w:space="0" w:sz="4" w:val="single"/>
-        <w:right w:color="BFBFBF" w:space="0" w:sz="4" w:val="single"/>
-        <w:insideH w:color="BFBFBF" w:space="0" w:sz="4" w:val="single"/>
-        <w:insideV w:color="BFBFBF" w:space="0" w:sz="4" w:val="single"/>
-      </w:tblBorders>
       <w:tblCellMar>
-        <w:top w:type="dxa" w:w="60"/>
+        <w:top w:type="dxa" w:w="0"/>
         <w:left w:type="dxa" w:w="108"/>
-        <w:bottom w:type="dxa" w:w="60"/>
+        <w:bottom w:type="dxa" w:w="0"/>
         <w:right w:type="dxa" w:w="108"/>
       </w:tblCellMar>
     </w:tblPr>
     <w:tblStylePr w:type="firstRow">
       <w:tblPr>
-        <w:tblCellMar>
-          <w:top w:type="dxa" w:w="60"/>
-          <w:left w:type="dxa" w:w="108"/>
-          <w:bottom w:type="dxa" w:w="60"/>
-          <w:right w:type="dxa" w:w="108"/>
-        </w:tblCellMar>
+        <w:jc w:val="left"/>
+        <w:tblInd w:type="dxa" w:w="0"/>
       </w:tblPr>
+      <w:trPr>
+        <w:jc w:val="left"/>
+      </w:trPr>
       <w:tcPr>
-        <w:shd w:color="auto" w:fill="D9E2F3" w:val="clear"/>
+        <w:tcBorders>
+          <w:bottom w:val="single"/>
+        </w:tcBorders>
+        <w:vAlign w:val="bottom"/>
       </w:tcPr>
-      <w:rPr>
-        <w:b/>
-        <w:bCs/>
-        <w:color w:val="1F4E79"/>
-      </w:rPr>
     </w:tblStylePr>
   </w:style>
   <w:style w:customStyle="1" w:styleId="DefinitionTerm" w:type="paragraph">
@@ -10764,73 +10729,20 @@
   </w:style>
   <w:style w:styleId="TOCHeading" w:type="paragraph">
     <w:name w:val="TOC Heading"/>
-    <w:basedOn w:val="Normal"/>
+    <w:basedOn w:val="Heading1"/>
+    <w:next w:val="BodyText"/>
+    <w:uiPriority w:val="39"/>
+    <w:unhideWhenUsed/>
     <w:qFormat/>
     <w:pPr>
-      <w:keepNext/>
-      <w:spacing w:after="200" w:before="120"/>
-      <w:jc w:val="center"/>
+      <w:spacing w:before="240" w:line="259" w:lineRule="auto"/>
+      <w:outlineLvl w:val="9"/>
     </w:pPr>
     <w:rPr>
-      <w:rFonts w:ascii="微软雅黑" w:cs="微软雅黑" w:eastAsia="微软雅黑" w:hAnsi="微软雅黑"/>
-      <w:b/>
-      <w:bCs/>
-      <w:color w:val="1F4E79"/>
-      <w:sz w:val="32"/>
-      <w:szCs w:val="32"/>
-    </w:rPr>
-  </w:style>
-  <w:style w:styleId="TOC 1" w:type="paragraph">
-    <w:name w:val="TOC 1"/>
-    <w:basedOn w:val="BodyText"/>
-    <w:next w:val="BodyText"/>
-    <w:qFormat/>
-    <w:pPr>
-      <w:spacing w:after="60" w:before="0" w:line="288" w:lineRule="auto"/>
-      <w:ind w:hanging="0" w:left="0"/>
-      <w:tabs>
-        <w:tab w:leader="dot" w:pos="9026" w:val="right"/>
-      </w:tabs>
-    </w:pPr>
-    <w:rPr>
-      <w:rFonts w:ascii="Times New Roman" w:cs="Times New Roman" w:eastAsia="宋体" w:hAnsi="Times New Roman"/>
-      <w:b/>
-      <w:bCs/>
-      <w:sz w:val="21"/>
-      <w:szCs w:val="21"/>
-    </w:rPr>
-  </w:style>
-  <w:style w:styleId="TOC 2" w:type="paragraph">
-    <w:name w:val="TOC 2"/>
-    <w:basedOn w:val="BodyText"/>
-    <w:next w:val="BodyText"/>
-    <w:qFormat/>
-    <w:pPr>
-      <w:spacing w:after="60" w:before="0" w:line="288" w:lineRule="auto"/>
-      <w:ind w:hanging="0" w:left="300"/>
-      <w:tabs>
-        <w:tab w:leader="dot" w:pos="9026" w:val="right"/>
-      </w:tabs>
-    </w:pPr>
-    <w:rPr>
-      <w:rFonts w:ascii="Times New Roman" w:cs="Times New Roman" w:eastAsia="宋体" w:hAnsi="Times New Roman"/>
-      <w:sz w:val="20"/>
-      <w:szCs w:val="20"/>
-    </w:rPr>
-  </w:style>
-  <w:style w:customStyle="1" w:styleId="CoverLine" w:type="paragraph">
-    <w:name w:val="CoverLine"/>
-    <w:basedOn w:val="Normal"/>
-    <w:qFormat/>
-    <w:pPr>
-      <w:spacing w:after="80" w:before="0"/>
-      <w:jc w:val="center"/>
-    </w:pPr>
-    <w:rPr>
-      <w:rFonts w:ascii="微软雅黑" w:cs="微软雅黑" w:eastAsia="微软雅黑" w:hAnsi="微软雅黑"/>
-      <w:color w:val="595959"/>
-      <w:sz w:val="24"/>
-      <w:szCs w:val="24"/>
+      <w:rFonts w:asciiTheme="majorHAnsi" w:cstheme="majorBidi" w:eastAsiaTheme="majorEastAsia" w:hAnsiTheme="majorHAnsi"/>
+      <w:b w:val="0"/>
+      <w:bCs w:val="0"/>
+      <w:color w:themeColor="accent1" w:themeShade="BF" w:val="365F91"/>
     </w:rPr>
   </w:style>
   <w:style w:type="paragraph" w:customStyle="1" w:styleId="SourceCode">

--- a/02.需求分析/需求分析说明书_康养系统_v1.0.docx
+++ b/02.需求分析/需求分析说明书_康养系统_v1.0.docx
@@ -16,7 +16,7 @@
         <w:pStyle w:val="BlockText"/>
       </w:pPr>
       <w:r>
-        <w:t xml:space="preserve">用途：9/8 需求分析评审用｜本文档为正式版，功能需求已编号至 122 条</w:t>
+        <w:t xml:space="preserve">用途：9/8 需求分析评审用｜本文档为正式版，功能需求共 125 条（核心 101 + 选配 24）</w:t>
       </w:r>
       <w:r>
         <w:t xml:space="preserve"> </w:t>
@@ -407,7 +407,7 @@
               <w:jc w:val="left"/>
             </w:pPr>
             <w:r>
-              <w:t xml:space="preserve">功能需求扩展至 122 条，正式编号 FR-&lt;前缀&gt;-nnn 分类</w:t>
+              <w:t xml:space="preserve">功能需求共 125 条（核心 101 + 选配 24），正式编号 FR-&lt;前缀&gt;-nnn 分类</w:t>
             </w:r>
           </w:p>
         </w:tc>
@@ -1042,13 +1042,13 @@
       </w:r>
     </w:p>
     <w:bookmarkEnd w:id="27"/>
-    <w:bookmarkStart w:id="38" w:name="功能需求122-条编号-fr-前缀-nnn"/>
+    <w:bookmarkStart w:id="38" w:name="功能需求125-条核心-101-选配-24编号-fr-前缀-nnn"/>
     <w:p>
       <w:pPr>
         <w:pStyle w:val="Heading2"/>
       </w:pPr>
       <w:r>
-        <w:t xml:space="preserve">3. 功能需求（122 条，编号 FR-&lt;前缀&gt;-nnn）</w:t>
+        <w:t xml:space="preserve">3. 功能需求（125 条：核心 101 + 选配 24，编号 FR-&lt;前缀&gt;-nnn）</w:t>
       </w:r>
     </w:p>
     <w:p>
@@ -1073,6 +1073,43 @@
       </w:r>
       <w:r>
         <w:t xml:space="preserve">，前缀即功能分类（见下表）。✅ 核心 = 必做；🧩 选配 = 可裁剪。</w:t>
+      </w:r>
+      <w:r>
+        <w:t xml:space="preserve"> </w:t>
+      </w:r>
+      <w:r>
+        <w:rPr>
+          <w:b/>
+          <w:bCs/>
+        </w:rPr>
+        <w:t xml:space="preserve">计数口径</w:t>
+      </w:r>
+      <w:r>
+        <w:t xml:space="preserve">：全文共 125 条独立需求 = 核心 101 条 + 选配 24 条。第 7 章 RTM 对照表中</w:t>
+      </w:r>
+      <w:r>
+        <w:t xml:space="preserve"> </w:t>
+      </w:r>
+      <w:r>
+        <w:rPr>
+          <w:rStyle w:val="VerbatimChar"/>
+        </w:rPr>
+        <w:t xml:space="preserve">FR-AUTH-001</w:t>
+      </w:r>
+      <w:r>
+        <w:t xml:space="preserve">、</w:t>
+      </w:r>
+      <w:r>
+        <w:rPr>
+          <w:rStyle w:val="VerbatimChar"/>
+        </w:rPr>
+        <w:t xml:space="preserve">FR-HEALTH-001</w:t>
+      </w:r>
+      <w:r>
+        <w:t xml:space="preserve"> </w:t>
+      </w:r>
+      <w:r>
+        <w:t xml:space="preserve">为引用性重复出现，不计入总数。</w:t>
       </w:r>
       <w:r>
         <w:t xml:space="preserve"> </w:t>
@@ -1622,7 +1659,17 @@
               <w:jc w:val="left"/>
             </w:pPr>
             <w:r>
-              <w:t xml:space="preserve">手机号+密码+格式校验，可填姓名/年龄</w:t>
+              <w:t xml:space="preserve">手机号+密码+格式校验；</w:t>
+            </w:r>
+            <w:r>
+              <w:rPr>
+                <w:b/>
+                <w:bCs/>
+              </w:rPr>
+              <w:t xml:space="preserve">仅开放老人 / 家属自助注册</w:t>
+            </w:r>
+            <w:r>
+              <w:t xml:space="preserve">，护工与管理员由管理员创建（见 D-01）</w:t>
             </w:r>
           </w:p>
         </w:tc>
@@ -5030,7 +5077,17 @@
               <w:jc w:val="left"/>
             </w:pPr>
             <w:r>
-              <w:t xml:space="preserve">预警按分级推送给已绑定家属</w:t>
+              <w:t xml:space="preserve">预警按分级通知已绑定家属（</w:t>
+            </w:r>
+            <w:r>
+              <w:rPr>
+                <w:b/>
+                <w:bCs/>
+              </w:rPr>
+              <w:t xml:space="preserve">站内通知</w:t>
+            </w:r>
+            <w:r>
+              <w:t xml:space="preserve">；短信 / 电话外呼为【选配】，本期不实现，见《设计决策记录 v1.0》D-03）</w:t>
             </w:r>
           </w:p>
         </w:tc>
@@ -5130,7 +5187,17 @@
               <w:jc w:val="left"/>
             </w:pPr>
             <w:r>
-              <w:t xml:space="preserve">高风险预警升级通知（L3/L4）</w:t>
+              <w:t xml:space="preserve">高风险预警（L3/L4）标记后</w:t>
+            </w:r>
+            <w:r>
+              <w:rPr>
+                <w:b/>
+                <w:bCs/>
+              </w:rPr>
+              <w:t xml:space="preserve">不等待 AI 摘要</w:t>
+            </w:r>
+            <w:r>
+              <w:t xml:space="preserve">立即通知，见 D-04</w:t>
             </w:r>
           </w:p>
         </w:tc>
@@ -5180,7 +5247,17 @@
               <w:jc w:val="left"/>
             </w:pPr>
             <w:r>
-              <w:t xml:space="preserve">待处理→已查看→已处理 状态流转</w:t>
+              <w:t xml:space="preserve">处理状态 待处理→处理中→已处理/已忽略，</w:t>
+            </w:r>
+            <w:r>
+              <w:rPr>
+                <w:b/>
+                <w:bCs/>
+              </w:rPr>
+              <w:t xml:space="preserve">与接收人已读状态相互独立</w:t>
+            </w:r>
+            <w:r>
+              <w:t xml:space="preserve">（见 D-05）</w:t>
             </w:r>
           </w:p>
         </w:tc>
@@ -5280,7 +5357,17 @@
               <w:jc w:val="left"/>
             </w:pPr>
             <w:r>
-              <w:t xml:space="preserve">汇总查看所有预警，已读/未读状态</w:t>
+              <w:t xml:space="preserve">汇总查看所有预警，展示</w:t>
+            </w:r>
+            <w:r>
+              <w:rPr>
+                <w:b/>
+                <w:bCs/>
+              </w:rPr>
+              <w:t xml:space="preserve">当前用户</w:t>
+            </w:r>
+            <w:r>
+              <w:t xml:space="preserve">的已读 / 未读状态（见 D-05）</w:t>
             </w:r>
           </w:p>
         </w:tc>
@@ -5507,7 +5594,17 @@
               <w:jc w:val="left"/>
             </w:pPr>
             <w:r>
-              <w:t xml:space="preserve">家属通过邀请/手机号绑定老人档案</w:t>
+              <w:t xml:space="preserve">家属提交绑定申请，</w:t>
+            </w:r>
+            <w:r>
+              <w:rPr>
+                <w:b/>
+                <w:bCs/>
+              </w:rPr>
+              <w:t xml:space="preserve">经老人确认后生效</w:t>
+            </w:r>
+            <w:r>
+              <w:t xml:space="preserve">（申请→确认→生效，见 D-02）</w:t>
             </w:r>
           </w:p>
         </w:tc>
@@ -9173,7 +9270,33 @@
               <w:jc w:val="left"/>
             </w:pPr>
             <w:r>
-              <w:t xml:space="preserve">默认字号 ≥16px；对比度达标；按钮 ≥44px；主流程 ≤3 步；可一键朗读</w:t>
+              <w:t xml:space="preserve">默认字号 ≥18px；对比度达标；主按钮高度 ≥48px；主流程 ≤3 步；可一键朗读</w:t>
+            </w:r>
+          </w:p>
+        </w:tc>
+      </w:tr>
+      <w:tr>
+        <w:tc>
+          <w:tcPr/>
+          <w:p>
+            <w:pPr>
+              <w:pStyle w:val="Compact"/>
+              <w:jc w:val="left"/>
+            </w:pPr>
+            <w:r>
+              <w:t xml:space="preserve">说明</w:t>
+            </w:r>
+          </w:p>
+        </w:tc>
+        <w:tc>
+          <w:tcPr/>
+          <w:p>
+            <w:pPr>
+              <w:pStyle w:val="Compact"/>
+              <w:jc w:val="left"/>
+            </w:pPr>
+            <w:r>
+              <w:t xml:space="preserve">16px / 44px 为通用移动端无障碍下限，本项目面向老年人，统一取更严值（见《设计决策记录 v1.0》E-02）</w:t>
             </w:r>
           </w:p>
         </w:tc>
@@ -9284,7 +9407,7 @@
         <w:pStyle w:val="BlockText"/>
       </w:pPr>
       <w:r>
-        <w:t xml:space="preserve">评审通过后，将本节 122 条 FR 与界面/用例逐条对应（RTM_康养系统_v1.0.md 已按同前缀展开）。</w:t>
+        <w:t xml:space="preserve">评审通过后，将本节 125 条 FR 与界面/用例逐条对应（RTM_康养系统_v1.0.md 已按同前缀展开）。</w:t>
       </w:r>
     </w:p>
     <w:tbl>
